--- a/backend/docs/AGRICAM_IA_Guide_Administrateur.docx
+++ b/backend/docs/AGRICAM_IA_Guide_Administrateur.docx
@@ -2,9 +2,46 @@
 <file path=word/document.xml><?xml version="1.0" encoding="utf-8"?>
 <w:document xmlns:wpc="http://schemas.microsoft.com/office/word/2010/wordprocessingCanvas" xmlns:mo="http://schemas.microsoft.com/office/mac/office/2008/main" xmlns:mc="http://schemas.openxmlformats.org/markup-compatibility/2006" xmlns:mv="urn:schemas-microsoft-com:mac:vml" xmlns:o="urn:schemas-microsoft-com:office:office" xmlns:r="http://schemas.openxmlformats.org/officeDocument/2006/relationships" xmlns:m="http://schemas.openxmlformats.org/officeDocument/2006/math" xmlns:v="urn:schemas-microsoft-com:vml" xmlns:wp14="http://schemas.microsoft.com/office/word/2010/wordprocessingDrawing" xmlns:wp="http://schemas.openxmlformats.org/drawingml/2006/wordprocessingDrawing" xmlns:w10="urn:schemas-microsoft-com:office:word" xmlns:w="http://schemas.openxmlformats.org/wordprocessingml/2006/main" xmlns:w14="http://schemas.microsoft.com/office/word/2010/wordml" xmlns:wpg="http://schemas.microsoft.com/office/word/2010/wordprocessingGroup" xmlns:wpi="http://schemas.microsoft.com/office/word/2010/wordprocessingInk" xmlns:wne="http://schemas.microsoft.com/office/word/2006/wordml" xmlns:wps="http://schemas.microsoft.com/office/word/2010/wordprocessingShape" mc:Ignorable="w14 wp14">
   <w:body>
-    <w:p/>
-    <w:p/>
-    <w:p/>
+    <w:p>
+      <w:pPr>
+        <w:jc w:val="center"/>
+      </w:pPr>
+      <w:r>
+        <w:rPr>
+          <w:sz w:val="80"/>
+        </w:rPr>
+        <w:br/>
+        <w:br/>
+        <w:br/>
+      </w:r>
+    </w:p>
+    <w:p>
+      <w:pPr>
+        <w:spacing w:after="80"/>
+        <w:jc w:val="center"/>
+      </w:pPr>
+      <w:r>
+        <w:rPr>
+          <w:rFonts w:ascii="Calibri" w:hAnsi="Calibri"/>
+          <w:b/>
+          <w:color w:val="64748B"/>
+          <w:sz w:val="28"/>
+        </w:rPr>
+        <w:t>AFRICAN AI SOLUTIONS</w:t>
+      </w:r>
+    </w:p>
+    <w:p>
+      <w:pPr>
+        <w:jc w:val="center"/>
+      </w:pPr>
+      <w:r>
+        <w:rPr>
+          <w:color w:val="10B981"/>
+          <w:sz w:val="24"/>
+        </w:rPr>
+        <w:t>____________________________________________________________</w:t>
+      </w:r>
+    </w:p>
     <w:p/>
     <w:p/>
     <w:p/>
@@ -14,21 +51,39 @@
       </w:pPr>
       <w:r>
         <w:rPr>
+          <w:rFonts w:ascii="Calibri" w:hAnsi="Calibri"/>
           <w:b/>
-          <w:color w:val="10B981"/>
-          <w:sz w:val="56"/>
+          <w:color w:val="0F172A"/>
+          <w:sz w:val="84"/>
         </w:rPr>
         <w:t>AGRICAM IA</w:t>
       </w:r>
     </w:p>
     <w:p>
       <w:pPr>
+        <w:spacing w:after="240"/>
         <w:jc w:val="center"/>
       </w:pPr>
       <w:r>
         <w:rPr>
-          <w:color w:val="64748B"/>
-          <w:sz w:val="28"/>
+          <w:b/>
+          <w:color w:val="10B981"/>
+          <w:sz w:val="36"/>
+        </w:rPr>
+        <w:t>____________________</w:t>
+      </w:r>
+    </w:p>
+    <w:p>
+      <w:pPr>
+        <w:spacing w:after="160"/>
+        <w:jc w:val="center"/>
+      </w:pPr>
+      <w:r>
+        <w:rPr>
+          <w:rFonts w:ascii="Calibri" w:hAnsi="Calibri"/>
+          <w:b/>
+          <w:color w:val="10B981"/>
+          <w:sz w:val="48"/>
         </w:rPr>
         <w:t>Guide Administrateur</w:t>
       </w:r>
@@ -39,15 +94,322 @@
       </w:pPr>
       <w:r>
         <w:rPr>
-          <w:color w:val="94A3B8"/>
-          <w:sz w:val="20"/>
+          <w:rFonts w:ascii="Calibri" w:hAnsi="Calibri"/>
+          <w:color w:val="64748B"/>
+          <w:sz w:val="26"/>
         </w:rPr>
-        <w:br/>
-        <w:t>Developpe par: Barra Martial Aristide</w:t>
-        <w:br/>
-        <w:t>African AI Solutions</w:t>
-        <w:br/>
-        <w:t>25/03/2026</w:t>
+        <w:t>Administration et gestion de la plateforme</w:t>
+      </w:r>
+    </w:p>
+    <w:p/>
+    <w:p/>
+    <w:p/>
+    <w:p/>
+    <w:tbl>
+      <w:tblPr>
+        <w:tblW w:type="auto" w:w="0"/>
+        <w:jc w:val="center"/>
+        <w:tblLook w:firstColumn="1" w:firstRow="1" w:lastColumn="0" w:lastRow="0" w:noHBand="0" w:noVBand="1" w:val="04A0"/>
+      </w:tblPr>
+      <w:tblGrid>
+        <w:gridCol w:w="4703"/>
+        <w:gridCol w:w="4703"/>
+      </w:tblGrid>
+      <w:tr>
+        <w:tc>
+          <w:tcPr>
+            <w:tcW w:type="dxa" w:w="4703"/>
+          </w:tcPr>
+          <w:p>
+            <w:r>
+              <w:rPr>
+                <w:b/>
+                <w:color w:val="0F172A"/>
+                <w:sz w:val="20"/>
+              </w:rPr>
+              <w:t>Version</w:t>
+            </w:r>
+          </w:p>
+        </w:tc>
+        <w:tc>
+          <w:tcPr>
+            <w:tcW w:type="dxa" w:w="4703"/>
+          </w:tcPr>
+          <w:p>
+            <w:r>
+              <w:rPr>
+                <w:color w:val="64748B"/>
+                <w:sz w:val="20"/>
+              </w:rPr>
+              <w:t>3.0</w:t>
+            </w:r>
+          </w:p>
+        </w:tc>
+      </w:tr>
+      <w:tr>
+        <w:tc>
+          <w:tcPr>
+            <w:tcW w:type="dxa" w:w="4703"/>
+          </w:tcPr>
+          <w:p>
+            <w:r>
+              <w:rPr>
+                <w:b/>
+                <w:color w:val="0F172A"/>
+                <w:sz w:val="20"/>
+              </w:rPr>
+              <w:t>Date</w:t>
+            </w:r>
+          </w:p>
+        </w:tc>
+        <w:tc>
+          <w:tcPr>
+            <w:tcW w:type="dxa" w:w="4703"/>
+          </w:tcPr>
+          <w:p>
+            <w:r>
+              <w:rPr>
+                <w:color w:val="64748B"/>
+                <w:sz w:val="20"/>
+              </w:rPr>
+              <w:t>26/03/2026</w:t>
+            </w:r>
+          </w:p>
+        </w:tc>
+      </w:tr>
+      <w:tr>
+        <w:tc>
+          <w:tcPr>
+            <w:tcW w:type="dxa" w:w="4703"/>
+          </w:tcPr>
+          <w:p>
+            <w:r>
+              <w:rPr>
+                <w:b/>
+                <w:color w:val="0F172A"/>
+                <w:sz w:val="20"/>
+              </w:rPr>
+              <w:t>Auteur</w:t>
+            </w:r>
+          </w:p>
+        </w:tc>
+        <w:tc>
+          <w:tcPr>
+            <w:tcW w:type="dxa" w:w="4703"/>
+          </w:tcPr>
+          <w:p>
+            <w:r>
+              <w:rPr>
+                <w:color w:val="64748B"/>
+                <w:sz w:val="20"/>
+              </w:rPr>
+              <w:t>Barra Martial Aristide</w:t>
+            </w:r>
+          </w:p>
+        </w:tc>
+      </w:tr>
+      <w:tr>
+        <w:tc>
+          <w:tcPr>
+            <w:tcW w:type="dxa" w:w="4703"/>
+          </w:tcPr>
+          <w:p>
+            <w:r>
+              <w:rPr>
+                <w:b/>
+                <w:color w:val="0F172A"/>
+                <w:sz w:val="20"/>
+              </w:rPr>
+              <w:t>Organisation</w:t>
+            </w:r>
+          </w:p>
+        </w:tc>
+        <w:tc>
+          <w:tcPr>
+            <w:tcW w:type="dxa" w:w="4703"/>
+          </w:tcPr>
+          <w:p>
+            <w:r>
+              <w:rPr>
+                <w:color w:val="64748B"/>
+                <w:sz w:val="20"/>
+              </w:rPr>
+              <w:t>African AI Solutions</w:t>
+            </w:r>
+          </w:p>
+        </w:tc>
+      </w:tr>
+      <w:tr>
+        <w:tc>
+          <w:tcPr>
+            <w:tcW w:type="dxa" w:w="4703"/>
+          </w:tcPr>
+          <w:p>
+            <w:r>
+              <w:rPr>
+                <w:b/>
+                <w:color w:val="0F172A"/>
+                <w:sz w:val="20"/>
+              </w:rPr>
+              <w:t>Classification</w:t>
+            </w:r>
+          </w:p>
+        </w:tc>
+        <w:tc>
+          <w:tcPr>
+            <w:tcW w:type="dxa" w:w="4703"/>
+          </w:tcPr>
+          <w:p>
+            <w:r>
+              <w:rPr>
+                <w:color w:val="64748B"/>
+                <w:sz w:val="20"/>
+              </w:rPr>
+              <w:t>Confidentiel</w:t>
+            </w:r>
+          </w:p>
+        </w:tc>
+      </w:tr>
+    </w:tbl>
+    <w:p>
+      <w:r>
+        <w:br w:type="page"/>
+      </w:r>
+    </w:p>
+    <w:p>
+      <w:pPr>
+        <w:sectPr>
+          <w:pgSz w:w="12240" w:h="15840"/>
+          <w:pgMar w:top="0" w:right="1417" w:bottom="1440" w:left="1417" w:header="720" w:footer="720" w:gutter="0"/>
+          <w:cols w:space="720"/>
+          <w:docGrid w:linePitch="360"/>
+        </w:sectPr>
+      </w:pPr>
+    </w:p>
+    <w:p>
+      <w:pPr>
+        <w:pStyle w:val="Heading1"/>
+      </w:pPr>
+      <w:r>
+        <w:rPr>
+          <w:color w:val="10B981"/>
+        </w:rPr>
+        <w:t>Table des Matieres</w:t>
+      </w:r>
+    </w:p>
+    <w:p>
+      <w:pPr>
+        <w:spacing w:after="80"/>
+      </w:pPr>
+      <w:r>
+        <w:rPr>
+          <w:b/>
+          <w:color w:val="0F172A"/>
+          <w:sz w:val="24"/>
+        </w:rPr>
+        <w:t>1.  Acces Administrateur</w:t>
+      </w:r>
+    </w:p>
+    <w:p>
+      <w:pPr>
+        <w:spacing w:after="80"/>
+      </w:pPr>
+      <w:r>
+        <w:rPr>
+          <w:b/>
+          <w:color w:val="0F172A"/>
+          <w:sz w:val="24"/>
+        </w:rPr>
+        <w:t>2.  Tableau de Bord Admin</w:t>
+      </w:r>
+    </w:p>
+    <w:p>
+      <w:pPr>
+        <w:spacing w:after="80"/>
+      </w:pPr>
+      <w:r>
+        <w:rPr>
+          <w:b/>
+          <w:color w:val="0F172A"/>
+          <w:sz w:val="24"/>
+        </w:rPr>
+        <w:t>3.  Gestion des Utilisateurs</w:t>
+      </w:r>
+    </w:p>
+    <w:p>
+      <w:pPr>
+        <w:spacing w:after="80"/>
+      </w:pPr>
+      <w:r>
+        <w:rPr>
+          <w:color w:val="64748B"/>
+          <w:sz w:val="24"/>
+        </w:rPr>
+        <w:t xml:space="preserve">    3.1 Consulter</w:t>
+      </w:r>
+    </w:p>
+    <w:p>
+      <w:pPr>
+        <w:spacing w:after="80"/>
+      </w:pPr>
+      <w:r>
+        <w:rPr>
+          <w:color w:val="64748B"/>
+          <w:sz w:val="24"/>
+        </w:rPr>
+        <w:t xml:space="preserve">    3.2 Bloquer/Debloquer</w:t>
+      </w:r>
+    </w:p>
+    <w:p>
+      <w:pPr>
+        <w:spacing w:after="80"/>
+      </w:pPr>
+      <w:r>
+        <w:rPr>
+          <w:b/>
+          <w:color w:val="0F172A"/>
+          <w:sz w:val="24"/>
+        </w:rPr>
+        <w:t>4.  Securite</w:t>
+      </w:r>
+    </w:p>
+    <w:p>
+      <w:pPr>
+        <w:spacing w:after="80"/>
+      </w:pPr>
+      <w:r>
+        <w:rPr>
+          <w:b/>
+          <w:color w:val="0F172A"/>
+          <w:sz w:val="24"/>
+        </w:rPr>
+        <w:t>5.  Analytiques et Export</w:t>
+      </w:r>
+    </w:p>
+    <w:p>
+      <w:pPr>
+        <w:spacing w:after="80"/>
+      </w:pPr>
+      <w:r>
+        <w:rPr>
+          <w:b/>
+          <w:color w:val="0F172A"/>
+          <w:sz w:val="24"/>
+        </w:rPr>
+        <w:t>6.  Gestion du Contenu</w:t>
+      </w:r>
+    </w:p>
+    <w:p>
+      <w:pPr>
+        <w:spacing w:after="80"/>
+      </w:pPr>
+      <w:r>
+        <w:rPr>
+          <w:b/>
+          <w:color w:val="0F172A"/>
+          <w:sz w:val="24"/>
+        </w:rPr>
+        <w:t>7.  Parametres Systeme</w:t>
       </w:r>
     </w:p>
     <w:p>
@@ -70,7 +432,7 @@
       <w:r>
         <w:t>Compte admin par defaut: admin@agricam.ai</w:t>
         <w:br/>
-        <w:t>L'administrateur a acces a toutes les fonctionnalites de la plateforme plus des outils de gestion avances.</w:t>
+        <w:t>L'administrateur a acces a toutes les fonctionnalites de la plateforme plus des outils de gestion avances incluant la securite, les analytics et la moderation.</w:t>
       </w:r>
     </w:p>
     <w:p>
@@ -87,16 +449,195 @@
     <w:p>
       <w:r>
         <w:t>Le dashboard admin affiche:</w:t>
-        <w:br/>
-        <w:t>- Nombre total d'utilisateurs et utilisateurs actifs</w:t>
-        <w:br/>
-        <w:t>- Revenus mensuels et tendances</w:t>
-        <w:br/>
-        <w:t>- Sante de la plateforme (uptime, temps de reponse, taux d'erreur)</w:t>
-        <w:br/>
-        <w:t>- Metriques systeme (CPU, memoire, API)</w:t>
       </w:r>
     </w:p>
+    <w:tbl>
+      <w:tblPr>
+        <w:tblStyle w:val="LightGrid-Accent1"/>
+        <w:tblW w:type="auto" w:w="0"/>
+        <w:jc w:val="center"/>
+        <w:tblLook w:firstColumn="1" w:firstRow="1" w:lastColumn="0" w:lastRow="0" w:noHBand="0" w:noVBand="1" w:val="04A0"/>
+      </w:tblPr>
+      <w:tblGrid>
+        <w:gridCol w:w="4703"/>
+        <w:gridCol w:w="4703"/>
+      </w:tblGrid>
+      <w:tr>
+        <w:tc>
+          <w:tcPr>
+            <w:tcW w:type="dxa" w:w="4703"/>
+            <w:shd w:fill="10B981"/>
+          </w:tcPr>
+          <w:p>
+            <w:r>
+              <w:rPr>
+                <w:b/>
+                <w:color w:val="FFFFFF"/>
+                <w:sz w:val="20"/>
+              </w:rPr>
+              <w:t>Metrique</w:t>
+            </w:r>
+          </w:p>
+        </w:tc>
+        <w:tc>
+          <w:tcPr>
+            <w:tcW w:type="dxa" w:w="4703"/>
+            <w:shd w:fill="10B981"/>
+          </w:tcPr>
+          <w:p>
+            <w:r>
+              <w:rPr>
+                <w:b/>
+                <w:color w:val="FFFFFF"/>
+                <w:sz w:val="20"/>
+              </w:rPr>
+              <w:t>Description</w:t>
+            </w:r>
+          </w:p>
+        </w:tc>
+      </w:tr>
+      <w:tr>
+        <w:tc>
+          <w:tcPr>
+            <w:tcW w:type="dxa" w:w="4703"/>
+          </w:tcPr>
+          <w:p>
+            <w:r>
+              <w:rPr>
+                <w:sz w:val="20"/>
+              </w:rPr>
+              <w:t>Utilisateurs totaux</w:t>
+            </w:r>
+          </w:p>
+        </w:tc>
+        <w:tc>
+          <w:tcPr>
+            <w:tcW w:type="dxa" w:w="4703"/>
+          </w:tcPr>
+          <w:p>
+            <w:r>
+              <w:rPr>
+                <w:sz w:val="20"/>
+              </w:rPr>
+              <w:t>Nombre total d'inscrits (actuellement 307+)</w:t>
+            </w:r>
+          </w:p>
+        </w:tc>
+      </w:tr>
+      <w:tr>
+        <w:tc>
+          <w:tcPr>
+            <w:tcW w:type="dxa" w:w="4703"/>
+          </w:tcPr>
+          <w:p>
+            <w:r>
+              <w:rPr>
+                <w:sz w:val="20"/>
+              </w:rPr>
+              <w:t>Utilisateurs actifs</w:t>
+            </w:r>
+          </w:p>
+        </w:tc>
+        <w:tc>
+          <w:tcPr>
+            <w:tcW w:type="dxa" w:w="4703"/>
+          </w:tcPr>
+          <w:p>
+            <w:r>
+              <w:rPr>
+                <w:sz w:val="20"/>
+              </w:rPr>
+              <w:t>Connectes dans les 30 derniers jours</w:t>
+            </w:r>
+          </w:p>
+        </w:tc>
+      </w:tr>
+      <w:tr>
+        <w:tc>
+          <w:tcPr>
+            <w:tcW w:type="dxa" w:w="4703"/>
+          </w:tcPr>
+          <w:p>
+            <w:r>
+              <w:rPr>
+                <w:sz w:val="20"/>
+              </w:rPr>
+              <w:t>Revenus mensuels</w:t>
+            </w:r>
+          </w:p>
+        </w:tc>
+        <w:tc>
+          <w:tcPr>
+            <w:tcW w:type="dxa" w:w="4703"/>
+          </w:tcPr>
+          <w:p>
+            <w:r>
+              <w:rPr>
+                <w:sz w:val="20"/>
+              </w:rPr>
+              <w:t>Total des abonnements et paiements</w:t>
+            </w:r>
+          </w:p>
+        </w:tc>
+      </w:tr>
+      <w:tr>
+        <w:tc>
+          <w:tcPr>
+            <w:tcW w:type="dxa" w:w="4703"/>
+          </w:tcPr>
+          <w:p>
+            <w:r>
+              <w:rPr>
+                <w:sz w:val="20"/>
+              </w:rPr>
+              <w:t>Charge serveur</w:t>
+            </w:r>
+          </w:p>
+        </w:tc>
+        <w:tc>
+          <w:tcPr>
+            <w:tcW w:type="dxa" w:w="4703"/>
+          </w:tcPr>
+          <w:p>
+            <w:r>
+              <w:rPr>
+                <w:sz w:val="20"/>
+              </w:rPr>
+              <w:t>Utilisation CPU, memoire, stockage</w:t>
+            </w:r>
+          </w:p>
+        </w:tc>
+      </w:tr>
+      <w:tr>
+        <w:tc>
+          <w:tcPr>
+            <w:tcW w:type="dxa" w:w="4703"/>
+          </w:tcPr>
+          <w:p>
+            <w:r>
+              <w:rPr>
+                <w:sz w:val="20"/>
+              </w:rPr>
+              <w:t>Adoption fonctionnalites</w:t>
+            </w:r>
+          </w:p>
+        </w:tc>
+        <w:tc>
+          <w:tcPr>
+            <w:tcW w:type="dxa" w:w="4703"/>
+          </w:tcPr>
+          <w:p>
+            <w:r>
+              <w:rPr>
+                <w:sz w:val="20"/>
+              </w:rPr>
+              <w:t>Utilisation par fonctionnalite</w:t>
+            </w:r>
+          </w:p>
+        </w:tc>
+      </w:tr>
+    </w:tbl>
+    <w:p/>
     <w:p>
       <w:pPr>
         <w:pStyle w:val="Heading1"/>
@@ -114,7 +655,7 @@
       </w:pPr>
       <w:r>
         <w:rPr>
-          <w:color w:val="10B981"/>
+          <w:color w:val="0F172A"/>
         </w:rPr>
         <w:t>3.1 Consulter les Utilisateurs</w:t>
       </w:r>
@@ -123,11 +664,11 @@
       <w:r>
         <w:t>1. Naviguez vers le dashboard admin</w:t>
         <w:br/>
-        <w:t>2. La liste des utilisateurs affiche: nom, email, role, statut, date d'inscription</w:t>
+        <w:t>2. La liste affiche: nom, email, role, statut, date d'inscription</w:t>
         <w:br/>
         <w:t>3. Utilisez la barre de recherche pour filtrer</w:t>
         <w:br/>
-        <w:t>4. Les roles disponibles: admin, farmer, supplier, bank, seed_analyst, agronomist, trainer</w:t>
+        <w:t>4. Roles disponibles: admin, farmer, supplier, bank, seed_analyst, agronomist, trainer</w:t>
       </w:r>
     </w:p>
     <w:p>
@@ -136,7 +677,7 @@
       </w:pPr>
       <w:r>
         <w:rPr>
-          <w:color w:val="10B981"/>
+          <w:color w:val="0F172A"/>
         </w:rPr>
         <w:t>3.2 Bloquer/Debloquer</w:t>
       </w:r>
@@ -152,6 +693,8 @@
         <w:t>4. Un journal de securite est genere automatiquement</w:t>
         <w:br/>
         <w:t>5. Pour debloquer, cliquez sur 'Debloquer'</w:t>
+        <w:br/>
+        <w:t>6. Toutes les actions sont tracees dans les logs</w:t>
       </w:r>
     </w:p>
     <w:p>
@@ -167,28 +710,63 @@
     </w:p>
     <w:p>
       <w:r>
-        <w:t>Le panneau de securite affiche:</w:t>
-        <w:br/>
-        <w:t>- Tentatives de connexion echouees</w:t>
-        <w:br/>
-        <w:t>- Activites suspectes detectees</w:t>
-        <w:br/>
-        <w:t>- Utilisateurs bloques</w:t>
-        <w:br/>
-        <w:t>- Derniers evenements de securite</w:t>
-        <w:br/>
-        <w:br/>
-        <w:t>Protections actives:</w:t>
-        <w:br/>
-        <w:t>- Chiffrement des mots de passe (bcrypt)</w:t>
-        <w:br/>
-        <w:t>- Tokens JWT expires</w:t>
-        <w:br/>
-        <w:t>- Validation des entrees</w:t>
-        <w:br/>
-        <w:t>- Protection CORS</w:t>
-        <w:br/>
-        <w:t>- Detection d'anomalies</w:t>
+        <w:t>Le panneau de securite offre:</w:t>
+      </w:r>
+    </w:p>
+    <w:p>
+      <w:pPr>
+        <w:pStyle w:val="ListBullet"/>
+      </w:pPr>
+      <w:r>
+        <w:t>Tentatives de connexion echouees et IP suspectes</w:t>
+      </w:r>
+    </w:p>
+    <w:p>
+      <w:pPr>
+        <w:pStyle w:val="ListBullet"/>
+      </w:pPr>
+      <w:r>
+        <w:t>Activites suspectes detectees automatiquement</w:t>
+      </w:r>
+    </w:p>
+    <w:p>
+      <w:pPr>
+        <w:pStyle w:val="ListBullet"/>
+      </w:pPr>
+      <w:r>
+        <w:t>Liste des utilisateurs bloques avec historique</w:t>
+      </w:r>
+    </w:p>
+    <w:p>
+      <w:pPr>
+        <w:pStyle w:val="ListBullet"/>
+      </w:pPr>
+      <w:r>
+        <w:t>Chiffrement bcrypt des mots de passe</w:t>
+      </w:r>
+    </w:p>
+    <w:p>
+      <w:pPr>
+        <w:pStyle w:val="ListBullet"/>
+      </w:pPr>
+      <w:r>
+        <w:t>Tokens JWT avec expiration automatique</w:t>
+      </w:r>
+    </w:p>
+    <w:p>
+      <w:pPr>
+        <w:pStyle w:val="ListBullet"/>
+      </w:pPr>
+      <w:r>
+        <w:t>Validation stricte des entrees (Pydantic)</w:t>
+      </w:r>
+    </w:p>
+    <w:p>
+      <w:pPr>
+        <w:pStyle w:val="ListBullet"/>
+      </w:pPr>
+      <w:r>
+        <w:t>Protection CORS configuree</w:t>
       </w:r>
     </w:p>
     <w:p>
@@ -206,11 +784,11 @@
       <w:r>
         <w:t>1. Accedez aux analytiques depuis le menu admin</w:t>
         <w:br/>
-        <w:t>2. Consultez les graphiques de revenus, inscriptions, utilisation</w:t>
+        <w:t>2. Consultez les graphiques: revenus, inscriptions, utilisation par role</w:t>
         <w:br/>
         <w:t>3. Exportez les donnees en CSV, Excel ou PDF</w:t>
         <w:br/>
-        <w:t>4. Planifiez des rapports automatiques</w:t>
+        <w:t>4. Filtrez par periode (jour, semaine, mois, annee)</w:t>
       </w:r>
     </w:p>
     <w:p>
@@ -230,9 +808,11 @@
         <w:br/>
         <w:t>- Approuvez les nouveaux fournisseurs</w:t>
         <w:br/>
-        <w:t>- Gerez les cours de formation</w:t>
+        <w:t>- Gerez les cours de formation et ebooks</w:t>
         <w:br/>
         <w:t>- Surveillez les sessions AGRI GENIUS</w:t>
+        <w:br/>
+        <w:t>- Generez et telechargez la documentation</w:t>
       </w:r>
     </w:p>
     <w:p>
@@ -248,18 +828,20 @@
     </w:p>
     <w:p>
       <w:r>
-        <w:t>- Configuration des notifications</w:t>
+        <w:t>- Configuration des notifications globales</w:t>
         <w:br/>
-        <w:t>- Gestion des plans d'abonnement</w:t>
+        <w:t>- Gestion des plans d'abonnement et tarifs</w:t>
         <w:br/>
         <w:t>- Configuration des limites API</w:t>
         <w:br/>
         <w:t>- Personnalisation de la plateforme</w:t>
+        <w:br/>
+        <w:t>- Gestion des cles API externes (OpenWeatherMap, Gemini)</w:t>
       </w:r>
     </w:p>
     <w:sectPr>
       <w:pgSz w:w="12240" w:h="15840"/>
-      <w:pgMar w:top="1440" w:right="1800" w:bottom="1440" w:left="1800" w:header="720" w:footer="720" w:gutter="0"/>
+      <w:pgMar w:top="1417" w:right="1417" w:bottom="1440" w:left="1417" w:header="720" w:footer="720" w:gutter="0"/>
       <w:cols w:space="720"/>
       <w:docGrid w:linePitch="360"/>
     </w:sectPr>
@@ -630,6 +1212,9 @@
     <w:name w:val="Normal"/>
     <w:qFormat/>
     <w:rsid w:val="00FC693F"/>
+    <w:pPr>
+      <w:spacing w:after="120" w:line="276" w:lineRule="auto"/>
+    </w:pPr>
     <w:rPr>
       <w:rFonts w:ascii="Calibri" w:hAnsi="Calibri"/>
       <w:color w:val="333333"/>
